--- a/docs/studyguides/unitconversion.docx
+++ b/docs/studyguides/unitconversion.docx
@@ -3784,7 +3784,7 @@
       </w:tr>
     </w:tbl>
     <w:bookmarkEnd w:id="46"/>
-    <w:bookmarkStart w:id="59" w:name="converting-units-of-area-and-volume"/>
+    <w:bookmarkStart w:id="55" w:name="converting-units-of-area-and-volume"/>
     <w:p>
       <w:pPr>
         <w:pStyle w:val="Heading1"/>
@@ -4352,93 +4352,6 @@
     <w:tbl>
       <w:tblPr>
         <w:tblStyle w:val="Table"/>
-        <w:tblW w:type="pct" w:w="5000"/>
-        <w:tblLayout w:type="fixed"/>
-        <w:tblLook w:firstRow="0" w:lastRow="0" w:firstColumn="0" w:lastColumn="0" w:noHBand="0" w:noVBand="0" w:val="0000"/>
-      </w:tblPr>
-      <w:tblGrid>
-        <w:gridCol w:w="7920"/>
-      </w:tblGrid>
-      <w:tr>
-        <w:tc>
-          <w:tcPr/>
-          <w:bookmarkStart w:id="54" w:name="fig-squaremeasurements"/>
-          <w:p>
-            <w:pPr>
-              <w:pStyle w:val="Compact"/>
-              <w:jc w:val="center"/>
-            </w:pPr>
-            <w:r>
-              <w:drawing>
-                <wp:inline>
-                  <wp:extent cx="5943600" cy="3860167"/>
-                  <wp:effectExtent b="0" l="0" r="0" t="0"/>
-                  <wp:docPr descr="" title="" id="52" name="Picture"/>
-                  <a:graphic>
-                    <a:graphicData uri="http://schemas.openxmlformats.org/drawingml/2006/picture">
-                      <pic:pic>
-                        <pic:nvPicPr>
-                          <pic:cNvPr descr="./FiguresPNG/unitconversion-fig1.png" id="53" name="Picture"/>
-                          <pic:cNvPicPr>
-                            <a:picLocks noChangeArrowheads="1" noChangeAspect="1"/>
-                          </pic:cNvPicPr>
-                        </pic:nvPicPr>
-                        <pic:blipFill>
-                          <a:blip r:embed="rId51"/>
-                          <a:stretch>
-                            <a:fillRect/>
-                          </a:stretch>
-                        </pic:blipFill>
-                        <pic:spPr bwMode="auto">
-                          <a:xfrm>
-                            <a:off x="0" y="0"/>
-                            <a:ext cx="5943600" cy="3860167"/>
-                          </a:xfrm>
-                          <a:prstGeom prst="rect">
-                            <a:avLst/>
-                          </a:prstGeom>
-                          <a:noFill/>
-                          <a:ln w="9525">
-                            <a:noFill/>
-                            <a:headEnd/>
-                            <a:tailEnd/>
-                          </a:ln>
-                        </pic:spPr>
-                      </pic:pic>
-                    </a:graphicData>
-                  </a:graphic>
-                </wp:inline>
-              </w:drawing>
-            </w:r>
-          </w:p>
-          <w:p>
-            <w:pPr>
-              <w:jc w:val="center"/>
-            </w:pPr>
-            <w:pPr>
-              <w:jc w:val="left"/>
-              <w:spacing w:before="200"/>
-              <w:pStyle w:val="ImageCaption"/>
-            </w:pPr>
-            <w:r>
-              <w:t xml:space="preserve">Figure 1: The same square mesured whose sides are measuerd in metres (left) and centimetres (right)</w:t>
-            </w:r>
-          </w:p>
-          <w:bookmarkEnd w:id="54"/>
-        </w:tc>
-      </w:tr>
-    </w:tbl>
-    <w:p>
-      <w:pPr>
-        <w:pStyle w:val="BodyText"/>
-      </w:pPr>
-      <w:r>
-        <w:t xml:space="preserve"> </w:t>
-      </w:r>
-    </w:p>
-    <w:tbl>
-      <w:tblPr>
-        <w:tblStyle w:val="Table"/>
         <w:tblInd w:w="164" w:type="dxa"/>
         <w:tblBorders>
           <w:left w:val="single" w:sz="24" w:space="0" w:color="0758E5"/>
@@ -4476,12 +4389,12 @@
                 <wp:inline>
                   <wp:extent cx="152400" cy="152400"/>
                   <wp:effectExtent b="0" l="0" r="0" t="0"/>
-                  <wp:docPr descr="" title="" id="55" name="Picture"/>
+                  <wp:docPr descr="" title="" id="51" name="Picture"/>
                   <a:graphic>
                     <a:graphicData uri="http://schemas.openxmlformats.org/drawingml/2006/picture">
                       <pic:pic>
                         <pic:nvPicPr>
-                          <pic:cNvPr descr="/Applications/quarto/share/formats/docx/note.png" id="56" name="Picture"/>
+                          <pic:cNvPr descr="/Applications/quarto/share/formats/docx/note.png" id="52" name="Picture"/>
                           <pic:cNvPicPr>
                             <a:picLocks noChangeArrowheads="1" noChangeAspect="1"/>
                           </pic:cNvPicPr>
@@ -5278,12 +5191,12 @@
                 <wp:inline>
                   <wp:extent cx="152400" cy="152400"/>
                   <wp:effectExtent b="0" l="0" r="0" t="0"/>
-                  <wp:docPr descr="" title="" id="57" name="Picture"/>
+                  <wp:docPr descr="" title="" id="53" name="Picture"/>
                   <a:graphic>
                     <a:graphicData uri="http://schemas.openxmlformats.org/drawingml/2006/picture">
                       <pic:pic>
                         <pic:nvPicPr>
-                          <pic:cNvPr descr="/Applications/quarto/share/formats/docx/note.png" id="58" name="Picture"/>
+                          <pic:cNvPr descr="/Applications/quarto/share/formats/docx/note.png" id="54" name="Picture"/>
                           <pic:cNvPicPr>
                             <a:picLocks noChangeArrowheads="1" noChangeAspect="1"/>
                           </pic:cNvPicPr>
@@ -5868,8 +5781,8 @@
         </w:tc>
       </w:tr>
     </w:tbl>
-    <w:bookmarkEnd w:id="59"/>
-    <w:bookmarkStart w:id="64" w:name="conversions-for-time"/>
+    <w:bookmarkEnd w:id="55"/>
+    <w:bookmarkStart w:id="60" w:name="conversions-for-time"/>
     <w:p>
       <w:pPr>
         <w:pStyle w:val="Heading1"/>
@@ -6322,12 +6235,12 @@
                 <wp:inline>
                   <wp:extent cx="152400" cy="152400"/>
                   <wp:effectExtent b="0" l="0" r="0" t="0"/>
-                  <wp:docPr descr="" title="" id="60" name="Picture"/>
+                  <wp:docPr descr="" title="" id="56" name="Picture"/>
                   <a:graphic>
                     <a:graphicData uri="http://schemas.openxmlformats.org/drawingml/2006/picture">
                       <pic:pic>
                         <pic:nvPicPr>
-                          <pic:cNvPr descr="/Applications/quarto/share/formats/docx/note.png" id="61" name="Picture"/>
+                          <pic:cNvPr descr="/Applications/quarto/share/formats/docx/note.png" id="57" name="Picture"/>
                           <pic:cNvPicPr>
                             <a:picLocks noChangeArrowheads="1" noChangeAspect="1"/>
                           </pic:cNvPicPr>
@@ -6629,12 +6542,12 @@
                 <wp:inline>
                   <wp:extent cx="152400" cy="152400"/>
                   <wp:effectExtent b="0" l="0" r="0" t="0"/>
-                  <wp:docPr descr="" title="" id="62" name="Picture"/>
+                  <wp:docPr descr="" title="" id="58" name="Picture"/>
                   <a:graphic>
                     <a:graphicData uri="http://schemas.openxmlformats.org/drawingml/2006/picture">
                       <pic:pic>
                         <pic:nvPicPr>
-                          <pic:cNvPr descr="/Applications/quarto/share/formats/docx/note.png" id="63" name="Picture"/>
+                          <pic:cNvPr descr="/Applications/quarto/share/formats/docx/note.png" id="59" name="Picture"/>
                           <pic:cNvPicPr>
                             <a:picLocks noChangeArrowheads="1" noChangeAspect="1"/>
                           </pic:cNvPicPr>
@@ -7093,8 +7006,8 @@
         </w:tc>
       </w:tr>
     </w:tbl>
-    <w:bookmarkEnd w:id="64"/>
-    <w:bookmarkStart w:id="69" w:name="compound-units"/>
+    <w:bookmarkEnd w:id="60"/>
+    <w:bookmarkStart w:id="65" w:name="compound-units"/>
     <w:p>
       <w:pPr>
         <w:pStyle w:val="Heading1"/>
@@ -7144,12 +7057,12 @@
                 <wp:inline>
                   <wp:extent cx="152400" cy="152400"/>
                   <wp:effectExtent b="0" l="0" r="0" t="0"/>
-                  <wp:docPr descr="" title="" id="65" name="Picture"/>
+                  <wp:docPr descr="" title="" id="61" name="Picture"/>
                   <a:graphic>
                     <a:graphicData uri="http://schemas.openxmlformats.org/drawingml/2006/picture">
                       <pic:pic>
                         <pic:nvPicPr>
-                          <pic:cNvPr descr="/Applications/quarto/share/formats/docx/note.png" id="66" name="Picture"/>
+                          <pic:cNvPr descr="/Applications/quarto/share/formats/docx/note.png" id="62" name="Picture"/>
                           <pic:cNvPicPr>
                             <a:picLocks noChangeArrowheads="1" noChangeAspect="1"/>
                           </pic:cNvPicPr>
@@ -7339,12 +7252,12 @@
                 <wp:inline>
                   <wp:extent cx="152400" cy="152400"/>
                   <wp:effectExtent b="0" l="0" r="0" t="0"/>
-                  <wp:docPr descr="" title="" id="67" name="Picture"/>
+                  <wp:docPr descr="" title="" id="63" name="Picture"/>
                   <a:graphic>
                     <a:graphicData uri="http://schemas.openxmlformats.org/drawingml/2006/picture">
                       <pic:pic>
                         <pic:nvPicPr>
-                          <pic:cNvPr descr="/Applications/quarto/share/formats/docx/note.png" id="68" name="Picture"/>
+                          <pic:cNvPr descr="/Applications/quarto/share/formats/docx/note.png" id="64" name="Picture"/>
                           <pic:cNvPicPr>
                             <a:picLocks noChangeArrowheads="1" noChangeAspect="1"/>
                           </pic:cNvPicPr>
@@ -7901,8 +7814,8 @@
         </w:tc>
       </w:tr>
     </w:tbl>
-    <w:bookmarkEnd w:id="69"/>
-    <w:bookmarkStart w:id="70" w:name="quick-check-problems"/>
+    <w:bookmarkEnd w:id="65"/>
+    <w:bookmarkStart w:id="66" w:name="quick-check-problems"/>
     <w:p>
       <w:pPr>
         <w:pStyle w:val="Heading1"/>
@@ -8345,8 +8258,8 @@
         <w:t xml:space="preserve">.</w:t>
       </w:r>
     </w:p>
-    <w:bookmarkEnd w:id="70"/>
-    <w:bookmarkStart w:id="74" w:name="further-reading"/>
+    <w:bookmarkEnd w:id="66"/>
+    <w:bookmarkStart w:id="70" w:name="further-reading"/>
     <w:p>
       <w:pPr>
         <w:pStyle w:val="Heading1"/>
@@ -8359,7 +8272,7 @@
       <w:pPr>
         <w:pStyle w:val="FirstParagraph"/>
       </w:pPr>
-      <w:hyperlink r:id="rId71">
+      <w:hyperlink r:id="rId67">
         <w:r>
           <w:rPr>
             <w:rStyle w:val="Hyperlink"/>
@@ -8368,7 +8281,7 @@
         </w:r>
       </w:hyperlink>
     </w:p>
-    <w:bookmarkStart w:id="73" w:name="version-history"/>
+    <w:bookmarkStart w:id="69" w:name="version-history"/>
     <w:p>
       <w:pPr>
         <w:pStyle w:val="Heading2"/>
@@ -8389,7 +8302,7 @@
       <w:pPr>
         <w:pStyle w:val="BodyText"/>
       </w:pPr>
-      <w:hyperlink r:id="rId72">
+      <w:hyperlink r:id="rId68">
         <w:r>
           <w:rPr>
             <w:rStyle w:val="Hyperlink"/>
@@ -8398,8 +8311,8 @@
         </w:r>
       </w:hyperlink>
     </w:p>
-    <w:bookmarkEnd w:id="73"/>
-    <w:bookmarkEnd w:id="74"/>
+    <w:bookmarkEnd w:id="69"/>
+    <w:bookmarkEnd w:id="70"/>
     <w:sectPr>
       <w:pgSz w:h="15840" w:w="12240"/>
       <w:pgMar w:bottom="1440" w:footer="720" w:gutter="0" w:header="720" w:left="1440" w:right="1440" w:top="1440"/>

--- a/docs/studyguides/unitconversion.docx
+++ b/docs/studyguides/unitconversion.docx
@@ -34,7 +34,7 @@
         <w:t xml:space="preserve">Units are essential when describing everything around us. Sometimes different people will use different units when talking about the same thing, so converting between units is very important. Understanding strategies of converting between unit systems, area, volume, and time is an important skill in science.</w:t>
       </w:r>
     </w:p>
-    <w:bookmarkStart w:id="31" w:name="X934b6cfea1ac3722110dd13183ec99c3ef1a553"/>
+    <w:bookmarkStart w:id="20" w:name="X934b6cfea1ac3722110dd13183ec99c3ef1a553"/>
     <w:p>
       <w:pPr>
         <w:pStyle w:val="Heading1"/>
@@ -48,19 +48,7 @@
         <w:pStyle w:val="FirstParagraph"/>
       </w:pPr>
       <w:r>
-        <w:t xml:space="preserve">Imagine your friend is going to the market, and you want them to buy 5 apples. Instead, you say,</w:t>
-      </w:r>
-      <w:r>
-        <w:t xml:space="preserve"> </w:t>
-      </w:r>
-      <w:r>
-        <w:t xml:space="preserve">“buy me five fruits.”</w:t>
-      </w:r>
-      <w:r>
-        <w:t xml:space="preserve"> </w:t>
-      </w:r>
-      <w:r>
-        <w:t xml:space="preserve">Later that day, your friend returns with 5 oranges, which is not what you wanted. The reason you didn’t get apples is that you didn’t specify the type of fruit you wanted. In other words, you must specify the</w:t>
+        <w:t xml:space="preserve">Imagine your friend is going to the market, and you want them to buy 5 apples. Instead, you say, “buy me five fruits.” Later that day, your friend returns with 5 oranges, which is not what you wanted. The reason you didn’t get apples is that you didn’t specify the type of fruit you wanted. In other words, you must specify the</w:t>
       </w:r>
       <w:r>
         <w:t xml:space="preserve"> </w:t>
@@ -144,18 +132,18 @@
                 <wp:inline>
                   <wp:extent cx="152400" cy="152400"/>
                   <wp:effectExtent b="0" l="0" r="0" t="0"/>
-                  <wp:docPr descr="" title="" id="21" name="Picture"/>
+                  <wp:docPr descr="" title="" id="10" name="Picture"/>
                   <a:graphic>
                     <a:graphicData uri="http://schemas.openxmlformats.org/drawingml/2006/picture">
                       <pic:pic>
                         <pic:nvPicPr>
-                          <pic:cNvPr descr="/Applications/quarto/share/formats/docx/note.png" id="22" name="Picture"/>
+                          <pic:cNvPr descr="/Applications/quarto/share/formats/docx/note.png" id="11" name="Picture"/>
                           <pic:cNvPicPr>
                             <a:picLocks noChangeArrowheads="1" noChangeAspect="1"/>
                           </pic:cNvPicPr>
                         </pic:nvPicPr>
                         <pic:blipFill>
-                          <a:blip r:embed="rId20"/>
+                          <a:blip r:embed="rId9"/>
                           <a:stretch>
                             <a:fillRect/>
                           </a:stretch>
@@ -236,7 +224,7 @@
         <w:t xml:space="preserve">. If two quantities are measured in the same units, they are more intuitive to compare. Some examples of units which you have probably seen are metres to measure length, seconds to measure time, and kilograms to measure mass.</w:t>
       </w:r>
     </w:p>
-    <w:bookmarkStart w:id="30" w:name="unit-systems"/>
+    <w:bookmarkStart w:id="19" w:name="unit-systems"/>
     <w:p>
       <w:pPr>
         <w:pStyle w:val="Heading2"/>
@@ -331,18 +319,18 @@
                 <wp:inline>
                   <wp:extent cx="152400" cy="152400"/>
                   <wp:effectExtent b="0" l="0" r="0" t="0"/>
-                  <wp:docPr descr="" title="" id="23" name="Picture"/>
+                  <wp:docPr descr="" title="" id="12" name="Picture"/>
                   <a:graphic>
                     <a:graphicData uri="http://schemas.openxmlformats.org/drawingml/2006/picture">
                       <pic:pic>
                         <pic:nvPicPr>
-                          <pic:cNvPr descr="/Applications/quarto/share/formats/docx/note.png" id="24" name="Picture"/>
+                          <pic:cNvPr descr="/Applications/quarto/share/formats/docx/note.png" id="13" name="Picture"/>
                           <pic:cNvPicPr>
                             <a:picLocks noChangeArrowheads="1" noChangeAspect="1"/>
                           </pic:cNvPicPr>
                         </pic:nvPicPr>
                         <pic:blipFill>
-                          <a:blip r:embed="rId20"/>
+                          <a:blip r:embed="rId9"/>
                           <a:stretch>
                             <a:fillRect/>
                           </a:stretch>
@@ -455,18 +443,18 @@
                 <wp:inline>
                   <wp:extent cx="152400" cy="152400"/>
                   <wp:effectExtent b="0" l="0" r="0" t="0"/>
-                  <wp:docPr descr="" title="" id="25" name="Picture"/>
+                  <wp:docPr descr="" title="" id="14" name="Picture"/>
                   <a:graphic>
                     <a:graphicData uri="http://schemas.openxmlformats.org/drawingml/2006/picture">
                       <pic:pic>
                         <pic:nvPicPr>
-                          <pic:cNvPr descr="/Applications/quarto/share/formats/docx/note.png" id="26" name="Picture"/>
+                          <pic:cNvPr descr="/Applications/quarto/share/formats/docx/note.png" id="15" name="Picture"/>
                           <pic:cNvPicPr>
                             <a:picLocks noChangeArrowheads="1" noChangeAspect="1"/>
                           </pic:cNvPicPr>
                         </pic:nvPicPr>
                         <pic:blipFill>
-                          <a:blip r:embed="rId20"/>
+                          <a:blip r:embed="rId9"/>
                           <a:stretch>
                             <a:fillRect/>
                           </a:stretch>
@@ -579,18 +567,18 @@
                 <wp:inline>
                   <wp:extent cx="152400" cy="152400"/>
                   <wp:effectExtent b="0" l="0" r="0" t="0"/>
-                  <wp:docPr descr="" title="" id="28" name="Picture"/>
+                  <wp:docPr descr="" title="" id="17" name="Picture"/>
                   <a:graphic>
                     <a:graphicData uri="http://schemas.openxmlformats.org/drawingml/2006/picture">
                       <pic:pic>
                         <pic:nvPicPr>
-                          <pic:cNvPr descr="/Applications/quarto/share/formats/docx/warning.png" id="29" name="Picture"/>
+                          <pic:cNvPr descr="/Applications/quarto/share/formats/docx/warning.png" id="18" name="Picture"/>
                           <pic:cNvPicPr>
                             <a:picLocks noChangeArrowheads="1" noChangeAspect="1"/>
                           </pic:cNvPicPr>
                         </pic:nvPicPr>
                         <pic:blipFill>
-                          <a:blip r:embed="rId27"/>
+                          <a:blip r:embed="rId16"/>
                           <a:stretch>
                             <a:fillRect/>
                           </a:stretch>
@@ -654,9 +642,9 @@
         </w:tc>
       </w:tr>
     </w:tbl>
-    <w:bookmarkEnd w:id="30"/>
-    <w:bookmarkEnd w:id="31"/>
-    <w:bookmarkStart w:id="36" w:name="converting-between-unit-systems"/>
+    <w:bookmarkEnd w:id="19"/>
+    <w:bookmarkEnd w:id="20"/>
+    <w:bookmarkStart w:id="25" w:name="converting-between-unit-systems"/>
     <w:p>
       <w:pPr>
         <w:pStyle w:val="Heading1"/>
@@ -757,18 +745,18 @@
                 <wp:inline>
                   <wp:extent cx="152400" cy="152400"/>
                   <wp:effectExtent b="0" l="0" r="0" t="0"/>
-                  <wp:docPr descr="" title="" id="32" name="Picture"/>
+                  <wp:docPr descr="" title="" id="21" name="Picture"/>
                   <a:graphic>
                     <a:graphicData uri="http://schemas.openxmlformats.org/drawingml/2006/picture">
                       <pic:pic>
                         <pic:nvPicPr>
-                          <pic:cNvPr descr="/Applications/quarto/share/formats/docx/note.png" id="33" name="Picture"/>
+                          <pic:cNvPr descr="/Applications/quarto/share/formats/docx/note.png" id="22" name="Picture"/>
                           <pic:cNvPicPr>
                             <a:picLocks noChangeArrowheads="1" noChangeAspect="1"/>
                           </pic:cNvPicPr>
                         </pic:nvPicPr>
                         <pic:blipFill>
-                          <a:blip r:embed="rId20"/>
+                          <a:blip r:embed="rId9"/>
                           <a:stretch>
                             <a:fillRect/>
                           </a:stretch>
@@ -868,8 +856,8 @@
                 <m:r>
                   <m:rPr>
                     <m:nor/>
+                    <m:scr m:val="sans-serif"/>
                     <m:sty m:val="p"/>
-                    <m:scr m:val="sans-serif"/>
                   </m:rPr>
                   <m:t> ounces</m:t>
                 </m:r>
@@ -885,8 +873,8 @@
                 <m:r>
                   <m:rPr>
                     <m:nor/>
+                    <m:scr m:val="sans-serif"/>
                     <m:sty m:val="p"/>
-                    <m:scr m:val="sans-serif"/>
                   </m:rPr>
                   <m:t> grams</m:t>
                 </m:r>
@@ -916,8 +904,8 @@
                 <m:r>
                   <m:rPr>
                     <m:nor/>
+                    <m:scr m:val="sans-serif"/>
                     <m:sty m:val="p"/>
-                    <m:scr m:val="sans-serif"/>
                   </m:rPr>
                   <m:t> ounces</m:t>
                 </m:r>
@@ -942,8 +930,8 @@
                 <m:r>
                   <m:rPr>
                     <m:nor/>
+                    <m:scr m:val="sans-serif"/>
                     <m:sty m:val="p"/>
-                    <m:scr m:val="sans-serif"/>
                   </m:rPr>
                   <m:t> grams</m:t>
                 </m:r>
@@ -1145,18 +1133,18 @@
                 <wp:inline>
                   <wp:extent cx="152400" cy="152400"/>
                   <wp:effectExtent b="0" l="0" r="0" t="0"/>
-                  <wp:docPr descr="" title="" id="34" name="Picture"/>
+                  <wp:docPr descr="" title="" id="23" name="Picture"/>
                   <a:graphic>
                     <a:graphicData uri="http://schemas.openxmlformats.org/drawingml/2006/picture">
                       <pic:pic>
                         <pic:nvPicPr>
-                          <pic:cNvPr descr="/Applications/quarto/share/formats/docx/note.png" id="35" name="Picture"/>
+                          <pic:cNvPr descr="/Applications/quarto/share/formats/docx/note.png" id="24" name="Picture"/>
                           <pic:cNvPicPr>
                             <a:picLocks noChangeArrowheads="1" noChangeAspect="1"/>
                           </pic:cNvPicPr>
                         </pic:nvPicPr>
                         <pic:blipFill>
-                          <a:blip r:embed="rId20"/>
+                          <a:blip r:embed="rId9"/>
                           <a:stretch>
                             <a:fillRect/>
                           </a:stretch>
@@ -1492,8 +1480,8 @@
         </w:tc>
       </w:tr>
     </w:tbl>
-    <w:bookmarkEnd w:id="36"/>
-    <w:bookmarkStart w:id="46" w:name="unit-prefixes"/>
+    <w:bookmarkEnd w:id="25"/>
+    <w:bookmarkStart w:id="35" w:name="unit-prefixes"/>
     <w:p>
       <w:pPr>
         <w:pStyle w:val="Heading1"/>
@@ -1543,18 +1531,18 @@
                 <wp:inline>
                   <wp:extent cx="152400" cy="152400"/>
                   <wp:effectExtent b="0" l="0" r="0" t="0"/>
-                  <wp:docPr descr="" title="" id="37" name="Picture"/>
+                  <wp:docPr descr="" title="" id="26" name="Picture"/>
                   <a:graphic>
                     <a:graphicData uri="http://schemas.openxmlformats.org/drawingml/2006/picture">
                       <pic:pic>
                         <pic:nvPicPr>
-                          <pic:cNvPr descr="/Applications/quarto/share/formats/docx/note.png" id="38" name="Picture"/>
+                          <pic:cNvPr descr="/Applications/quarto/share/formats/docx/note.png" id="27" name="Picture"/>
                           <pic:cNvPicPr>
                             <a:picLocks noChangeArrowheads="1" noChangeAspect="1"/>
                           </pic:cNvPicPr>
                         </pic:nvPicPr>
                         <pic:blipFill>
-                          <a:blip r:embed="rId20"/>
+                          <a:blip r:embed="rId9"/>
                           <a:stretch>
                             <a:fillRect/>
                           </a:stretch>
@@ -2463,18 +2451,18 @@
                 <wp:inline>
                   <wp:extent cx="152400" cy="152400"/>
                   <wp:effectExtent b="0" l="0" r="0" t="0"/>
-                  <wp:docPr descr="" title="" id="40" name="Picture"/>
+                  <wp:docPr descr="" title="" id="29" name="Picture"/>
                   <a:graphic>
                     <a:graphicData uri="http://schemas.openxmlformats.org/drawingml/2006/picture">
                       <pic:pic>
                         <pic:nvPicPr>
-                          <pic:cNvPr descr="/Applications/quarto/share/formats/docx/tip.png" id="41" name="Picture"/>
+                          <pic:cNvPr descr="/Applications/quarto/share/formats/docx/tip.png" id="30" name="Picture"/>
                           <pic:cNvPicPr>
                             <a:picLocks noChangeArrowheads="1" noChangeAspect="1"/>
                           </pic:cNvPicPr>
                         </pic:nvPicPr>
                         <pic:blipFill>
-                          <a:blip r:embed="rId39"/>
+                          <a:blip r:embed="rId28"/>
                           <a:stretch>
                             <a:fillRect/>
                           </a:stretch>
@@ -2683,18 +2671,18 @@
                 <wp:inline>
                   <wp:extent cx="152400" cy="152400"/>
                   <wp:effectExtent b="0" l="0" r="0" t="0"/>
-                  <wp:docPr descr="" title="" id="42" name="Picture"/>
+                  <wp:docPr descr="" title="" id="31" name="Picture"/>
                   <a:graphic>
                     <a:graphicData uri="http://schemas.openxmlformats.org/drawingml/2006/picture">
                       <pic:pic>
                         <pic:nvPicPr>
-                          <pic:cNvPr descr="/Applications/quarto/share/formats/docx/note.png" id="43" name="Picture"/>
+                          <pic:cNvPr descr="/Applications/quarto/share/formats/docx/note.png" id="32" name="Picture"/>
                           <pic:cNvPicPr>
                             <a:picLocks noChangeArrowheads="1" noChangeAspect="1"/>
                           </pic:cNvPicPr>
                         </pic:nvPicPr>
                         <pic:blipFill>
-                          <a:blip r:embed="rId20"/>
+                          <a:blip r:embed="rId9"/>
                           <a:stretch>
                             <a:fillRect/>
                           </a:stretch>
@@ -3328,18 +3316,18 @@
                 <wp:inline>
                   <wp:extent cx="152400" cy="152400"/>
                   <wp:effectExtent b="0" l="0" r="0" t="0"/>
-                  <wp:docPr descr="" title="" id="44" name="Picture"/>
+                  <wp:docPr descr="" title="" id="33" name="Picture"/>
                   <a:graphic>
                     <a:graphicData uri="http://schemas.openxmlformats.org/drawingml/2006/picture">
                       <pic:pic>
                         <pic:nvPicPr>
-                          <pic:cNvPr descr="/Applications/quarto/share/formats/docx/note.png" id="45" name="Picture"/>
+                          <pic:cNvPr descr="/Applications/quarto/share/formats/docx/note.png" id="34" name="Picture"/>
                           <pic:cNvPicPr>
                             <a:picLocks noChangeArrowheads="1" noChangeAspect="1"/>
                           </pic:cNvPicPr>
                         </pic:nvPicPr>
                         <pic:blipFill>
-                          <a:blip r:embed="rId20"/>
+                          <a:blip r:embed="rId9"/>
                           <a:stretch>
                             <a:fillRect/>
                           </a:stretch>
@@ -3783,8 +3771,8 @@
         </w:tc>
       </w:tr>
     </w:tbl>
-    <w:bookmarkEnd w:id="46"/>
-    <w:bookmarkStart w:id="55" w:name="converting-units-of-area-and-volume"/>
+    <w:bookmarkEnd w:id="35"/>
+    <w:bookmarkStart w:id="44" w:name="converting-units-of-area-and-volume"/>
     <w:p>
       <w:pPr>
         <w:pStyle w:val="Heading1"/>
@@ -3842,18 +3830,18 @@
                 <wp:inline>
                   <wp:extent cx="152400" cy="152400"/>
                   <wp:effectExtent b="0" l="0" r="0" t="0"/>
-                  <wp:docPr descr="" title="" id="47" name="Picture"/>
+                  <wp:docPr descr="" title="" id="36" name="Picture"/>
                   <a:graphic>
                     <a:graphicData uri="http://schemas.openxmlformats.org/drawingml/2006/picture">
                       <pic:pic>
                         <pic:nvPicPr>
-                          <pic:cNvPr descr="/Applications/quarto/share/formats/docx/note.png" id="48" name="Picture"/>
+                          <pic:cNvPr descr="/Applications/quarto/share/formats/docx/note.png" id="37" name="Picture"/>
                           <pic:cNvPicPr>
                             <a:picLocks noChangeArrowheads="1" noChangeAspect="1"/>
                           </pic:cNvPicPr>
                         </pic:nvPicPr>
                         <pic:blipFill>
-                          <a:blip r:embed="rId20"/>
+                          <a:blip r:embed="rId9"/>
                           <a:stretch>
                             <a:fillRect/>
                           </a:stretch>
@@ -3976,18 +3964,18 @@
                 <wp:inline>
                   <wp:extent cx="152400" cy="152400"/>
                   <wp:effectExtent b="0" l="0" r="0" t="0"/>
-                  <wp:docPr descr="" title="" id="49" name="Picture"/>
+                  <wp:docPr descr="" title="" id="38" name="Picture"/>
                   <a:graphic>
                     <a:graphicData uri="http://schemas.openxmlformats.org/drawingml/2006/picture">
                       <pic:pic>
                         <pic:nvPicPr>
-                          <pic:cNvPr descr="/Applications/quarto/share/formats/docx/note.png" id="50" name="Picture"/>
+                          <pic:cNvPr descr="/Applications/quarto/share/formats/docx/note.png" id="39" name="Picture"/>
                           <pic:cNvPicPr>
                             <a:picLocks noChangeArrowheads="1" noChangeAspect="1"/>
                           </pic:cNvPicPr>
                         </pic:nvPicPr>
                         <pic:blipFill>
-                          <a:blip r:embed="rId20"/>
+                          <a:blip r:embed="rId9"/>
                           <a:stretch>
                             <a:fillRect/>
                           </a:stretch>
@@ -4305,30 +4293,32 @@
         <w:t xml:space="preserve"> </w:t>
       </w:r>
       <m:oMath>
+        <m:r>
+          <m:rPr>
+            <m:sty m:val="p"/>
+          </m:rPr>
+          <m:t>(</m:t>
+        </m:r>
         <m:sSup>
           <m:e>
-            <m:d>
-              <m:dPr>
-                <m:begChr m:val="("/>
-                <m:sepChr m:val=""/>
-                <m:endChr m:val=")"/>
-                <m:grow/>
-              </m:dPr>
-              <m:e>
-                <m:sSup>
-                  <m:e>
-                    <m:r>
-                      <m:t>10</m:t>
-                    </m:r>
-                  </m:e>
-                  <m:sup>
-                    <m:r>
-                      <m:t>2</m:t>
-                    </m:r>
-                  </m:sup>
-                </m:sSup>
-              </m:e>
-            </m:d>
+            <m:r>
+              <m:t>10</m:t>
+            </m:r>
+          </m:e>
+          <m:sup>
+            <m:r>
+              <m:t>2</m:t>
+            </m:r>
+          </m:sup>
+        </m:sSup>
+        <m:sSup>
+          <m:e>
+            <m:r>
+              <m:rPr>
+                <m:sty m:val="p"/>
+              </m:rPr>
+              <m:t>)</m:t>
+            </m:r>
           </m:e>
           <m:sup>
             <m:r>
@@ -4389,18 +4379,18 @@
                 <wp:inline>
                   <wp:extent cx="152400" cy="152400"/>
                   <wp:effectExtent b="0" l="0" r="0" t="0"/>
-                  <wp:docPr descr="" title="" id="51" name="Picture"/>
+                  <wp:docPr descr="" title="" id="40" name="Picture"/>
                   <a:graphic>
                     <a:graphicData uri="http://schemas.openxmlformats.org/drawingml/2006/picture">
                       <pic:pic>
                         <pic:nvPicPr>
-                          <pic:cNvPr descr="/Applications/quarto/share/formats/docx/note.png" id="52" name="Picture"/>
+                          <pic:cNvPr descr="/Applications/quarto/share/formats/docx/note.png" id="41" name="Picture"/>
                           <pic:cNvPicPr>
                             <a:picLocks noChangeArrowheads="1" noChangeAspect="1"/>
                           </pic:cNvPicPr>
                         </pic:nvPicPr>
                         <pic:blipFill>
-                          <a:blip r:embed="rId20"/>
+                          <a:blip r:embed="rId9"/>
                           <a:stretch>
                             <a:fillRect/>
                           </a:stretch>
@@ -4549,30 +4539,32 @@
               <w:t xml:space="preserve"> </w:t>
             </w:r>
             <m:oMath>
+              <m:r>
+                <m:rPr>
+                  <m:sty m:val="p"/>
+                </m:rPr>
+                <m:t>(</m:t>
+              </m:r>
               <m:sSup>
                 <m:e>
-                  <m:d>
-                    <m:dPr>
-                      <m:begChr m:val="("/>
-                      <m:sepChr m:val=""/>
-                      <m:endChr m:val=")"/>
-                      <m:grow/>
-                    </m:dPr>
-                    <m:e>
-                      <m:sSup>
-                        <m:e>
-                          <m:r>
-                            <m:t>10</m:t>
-                          </m:r>
-                        </m:e>
-                        <m:sup>
-                          <m:r>
-                            <m:t>3</m:t>
-                          </m:r>
-                        </m:sup>
-                      </m:sSup>
-                    </m:e>
-                  </m:d>
+                  <m:r>
+                    <m:t>10</m:t>
+                  </m:r>
+                </m:e>
+                <m:sup>
+                  <m:r>
+                    <m:t>3</m:t>
+                  </m:r>
+                </m:sup>
+              </m:sSup>
+              <m:sSup>
+                <m:e>
+                  <m:r>
+                    <m:rPr>
+                      <m:sty m:val="p"/>
+                    </m:rPr>
+                    <m:t>)</m:t>
+                  </m:r>
                 </m:e>
                 <m:sup>
                   <m:r>
@@ -4636,30 +4628,32 @@
                   </m:r>
                 </m:num>
                 <m:den>
+                  <m:r>
+                    <m:rPr>
+                      <m:sty m:val="p"/>
+                    </m:rPr>
+                    <m:t>(</m:t>
+                  </m:r>
                   <m:sSup>
                     <m:e>
-                      <m:d>
-                        <m:dPr>
-                          <m:begChr m:val="("/>
-                          <m:sepChr m:val=""/>
-                          <m:endChr m:val=")"/>
-                          <m:grow/>
-                        </m:dPr>
-                        <m:e>
-                          <m:sSup>
-                            <m:e>
-                              <m:r>
-                                <m:t>10</m:t>
-                              </m:r>
-                            </m:e>
-                            <m:sup>
-                              <m:r>
-                                <m:t>3</m:t>
-                              </m:r>
-                            </m:sup>
-                          </m:sSup>
-                        </m:e>
-                      </m:d>
+                      <m:r>
+                        <m:t>10</m:t>
+                      </m:r>
+                    </m:e>
+                    <m:sup>
+                      <m:r>
+                        <m:t>3</m:t>
+                      </m:r>
+                    </m:sup>
+                  </m:sSup>
+                  <m:sSup>
+                    <m:e>
+                      <m:r>
+                        <m:rPr>
+                          <m:sty m:val="p"/>
+                        </m:rPr>
+                        <m:t>)</m:t>
+                      </m:r>
                     </m:e>
                     <m:sup>
                       <m:r>
@@ -5191,18 +5185,18 @@
                 <wp:inline>
                   <wp:extent cx="152400" cy="152400"/>
                   <wp:effectExtent b="0" l="0" r="0" t="0"/>
-                  <wp:docPr descr="" title="" id="53" name="Picture"/>
+                  <wp:docPr descr="" title="" id="42" name="Picture"/>
                   <a:graphic>
                     <a:graphicData uri="http://schemas.openxmlformats.org/drawingml/2006/picture">
                       <pic:pic>
                         <pic:nvPicPr>
-                          <pic:cNvPr descr="/Applications/quarto/share/formats/docx/note.png" id="54" name="Picture"/>
+                          <pic:cNvPr descr="/Applications/quarto/share/formats/docx/note.png" id="43" name="Picture"/>
                           <pic:cNvPicPr>
                             <a:picLocks noChangeArrowheads="1" noChangeAspect="1"/>
                           </pic:cNvPicPr>
                         </pic:nvPicPr>
                         <pic:blipFill>
-                          <a:blip r:embed="rId20"/>
+                          <a:blip r:embed="rId9"/>
                           <a:stretch>
                             <a:fillRect/>
                           </a:stretch>
@@ -5367,30 +5361,32 @@
               <w:t xml:space="preserve"> </w:t>
             </w:r>
             <m:oMath>
+              <m:r>
+                <m:rPr>
+                  <m:sty m:val="p"/>
+                </m:rPr>
+                <m:t>(</m:t>
+              </m:r>
               <m:sSup>
                 <m:e>
-                  <m:d>
-                    <m:dPr>
-                      <m:begChr m:val="("/>
-                      <m:sepChr m:val=""/>
-                      <m:endChr m:val=")"/>
-                      <m:grow/>
-                    </m:dPr>
-                    <m:e>
-                      <m:sSup>
-                        <m:e>
-                          <m:r>
-                            <m:t>10</m:t>
-                          </m:r>
-                        </m:e>
-                        <m:sup>
-                          <m:r>
-                            <m:t>1</m:t>
-                          </m:r>
-                        </m:sup>
-                      </m:sSup>
-                    </m:e>
-                  </m:d>
+                  <m:r>
+                    <m:t>10</m:t>
+                  </m:r>
+                </m:e>
+                <m:sup>
+                  <m:r>
+                    <m:t>1</m:t>
+                  </m:r>
+                </m:sup>
+              </m:sSup>
+              <m:sSup>
+                <m:e>
+                  <m:r>
+                    <m:rPr>
+                      <m:sty m:val="p"/>
+                    </m:rPr>
+                    <m:t>)</m:t>
+                  </m:r>
                 </m:e>
                 <m:sup>
                   <m:r>
@@ -5433,30 +5429,32 @@
                 </m:rPr>
                 <m:t>=</m:t>
               </m:r>
+              <m:r>
+                <m:rPr>
+                  <m:sty m:val="p"/>
+                </m:rPr>
+                <m:t>(</m:t>
+              </m:r>
               <m:sSup>
                 <m:e>
-                  <m:d>
-                    <m:dPr>
-                      <m:begChr m:val="("/>
-                      <m:sepChr m:val=""/>
-                      <m:endChr m:val=")"/>
-                      <m:grow/>
-                    </m:dPr>
-                    <m:e>
-                      <m:sSup>
-                        <m:e>
-                          <m:r>
-                            <m:t>10</m:t>
-                          </m:r>
-                        </m:e>
-                        <m:sup>
-                          <m:r>
-                            <m:t>1</m:t>
-                          </m:r>
-                        </m:sup>
-                      </m:sSup>
-                    </m:e>
-                  </m:d>
+                  <m:r>
+                    <m:t>10</m:t>
+                  </m:r>
+                </m:e>
+                <m:sup>
+                  <m:r>
+                    <m:t>1</m:t>
+                  </m:r>
+                </m:sup>
+              </m:sSup>
+              <m:sSup>
+                <m:e>
+                  <m:r>
+                    <m:rPr>
+                      <m:sty m:val="p"/>
+                    </m:rPr>
+                    <m:t>)</m:t>
+                  </m:r>
                 </m:e>
                 <m:sup>
                   <m:r>
@@ -5781,8 +5779,8 @@
         </w:tc>
       </w:tr>
     </w:tbl>
-    <w:bookmarkEnd w:id="55"/>
-    <w:bookmarkStart w:id="60" w:name="conversions-for-time"/>
+    <w:bookmarkEnd w:id="44"/>
+    <w:bookmarkStart w:id="49" w:name="conversions-for-time"/>
     <w:p>
       <w:pPr>
         <w:pStyle w:val="Heading1"/>
@@ -6235,18 +6233,18 @@
                 <wp:inline>
                   <wp:extent cx="152400" cy="152400"/>
                   <wp:effectExtent b="0" l="0" r="0" t="0"/>
-                  <wp:docPr descr="" title="" id="56" name="Picture"/>
+                  <wp:docPr descr="" title="" id="45" name="Picture"/>
                   <a:graphic>
                     <a:graphicData uri="http://schemas.openxmlformats.org/drawingml/2006/picture">
                       <pic:pic>
                         <pic:nvPicPr>
-                          <pic:cNvPr descr="/Applications/quarto/share/formats/docx/note.png" id="57" name="Picture"/>
+                          <pic:cNvPr descr="/Applications/quarto/share/formats/docx/note.png" id="46" name="Picture"/>
                           <pic:cNvPicPr>
                             <a:picLocks noChangeArrowheads="1" noChangeAspect="1"/>
                           </pic:cNvPicPr>
                         </pic:nvPicPr>
                         <pic:blipFill>
-                          <a:blip r:embed="rId20"/>
+                          <a:blip r:embed="rId9"/>
                           <a:stretch>
                             <a:fillRect/>
                           </a:stretch>
@@ -6542,18 +6540,18 @@
                 <wp:inline>
                   <wp:extent cx="152400" cy="152400"/>
                   <wp:effectExtent b="0" l="0" r="0" t="0"/>
-                  <wp:docPr descr="" title="" id="58" name="Picture"/>
+                  <wp:docPr descr="" title="" id="47" name="Picture"/>
                   <a:graphic>
                     <a:graphicData uri="http://schemas.openxmlformats.org/drawingml/2006/picture">
                       <pic:pic>
                         <pic:nvPicPr>
-                          <pic:cNvPr descr="/Applications/quarto/share/formats/docx/note.png" id="59" name="Picture"/>
+                          <pic:cNvPr descr="/Applications/quarto/share/formats/docx/note.png" id="48" name="Picture"/>
                           <pic:cNvPicPr>
                             <a:picLocks noChangeArrowheads="1" noChangeAspect="1"/>
                           </pic:cNvPicPr>
                         </pic:nvPicPr>
                         <pic:blipFill>
-                          <a:blip r:embed="rId20"/>
+                          <a:blip r:embed="rId9"/>
                           <a:stretch>
                             <a:fillRect/>
                           </a:stretch>
@@ -7006,8 +7004,8 @@
         </w:tc>
       </w:tr>
     </w:tbl>
-    <w:bookmarkEnd w:id="60"/>
-    <w:bookmarkStart w:id="65" w:name="compound-units"/>
+    <w:bookmarkEnd w:id="49"/>
+    <w:bookmarkStart w:id="54" w:name="compound-units"/>
     <w:p>
       <w:pPr>
         <w:pStyle w:val="Heading1"/>
@@ -7057,18 +7055,18 @@
                 <wp:inline>
                   <wp:extent cx="152400" cy="152400"/>
                   <wp:effectExtent b="0" l="0" r="0" t="0"/>
-                  <wp:docPr descr="" title="" id="61" name="Picture"/>
+                  <wp:docPr descr="" title="" id="50" name="Picture"/>
                   <a:graphic>
                     <a:graphicData uri="http://schemas.openxmlformats.org/drawingml/2006/picture">
                       <pic:pic>
                         <pic:nvPicPr>
-                          <pic:cNvPr descr="/Applications/quarto/share/formats/docx/note.png" id="62" name="Picture"/>
+                          <pic:cNvPr descr="/Applications/quarto/share/formats/docx/note.png" id="51" name="Picture"/>
                           <pic:cNvPicPr>
                             <a:picLocks noChangeArrowheads="1" noChangeAspect="1"/>
                           </pic:cNvPicPr>
                         </pic:nvPicPr>
                         <pic:blipFill>
-                          <a:blip r:embed="rId20"/>
+                          <a:blip r:embed="rId9"/>
                           <a:stretch>
                             <a:fillRect/>
                           </a:stretch>
@@ -7252,18 +7250,18 @@
                 <wp:inline>
                   <wp:extent cx="152400" cy="152400"/>
                   <wp:effectExtent b="0" l="0" r="0" t="0"/>
-                  <wp:docPr descr="" title="" id="63" name="Picture"/>
+                  <wp:docPr descr="" title="" id="52" name="Picture"/>
                   <a:graphic>
                     <a:graphicData uri="http://schemas.openxmlformats.org/drawingml/2006/picture">
                       <pic:pic>
                         <pic:nvPicPr>
-                          <pic:cNvPr descr="/Applications/quarto/share/formats/docx/note.png" id="64" name="Picture"/>
+                          <pic:cNvPr descr="/Applications/quarto/share/formats/docx/note.png" id="53" name="Picture"/>
                           <pic:cNvPicPr>
                             <a:picLocks noChangeArrowheads="1" noChangeAspect="1"/>
                           </pic:cNvPicPr>
                         </pic:nvPicPr>
                         <pic:blipFill>
-                          <a:blip r:embed="rId20"/>
+                          <a:blip r:embed="rId9"/>
                           <a:stretch>
                             <a:fillRect/>
                           </a:stretch>
@@ -7814,8 +7812,8 @@
         </w:tc>
       </w:tr>
     </w:tbl>
-    <w:bookmarkEnd w:id="65"/>
-    <w:bookmarkStart w:id="66" w:name="quick-check-problems"/>
+    <w:bookmarkEnd w:id="54"/>
+    <w:bookmarkStart w:id="55" w:name="quick-check-problems"/>
     <w:p>
       <w:pPr>
         <w:pStyle w:val="Heading1"/>
@@ -8258,8 +8256,8 @@
         <w:t xml:space="preserve">.</w:t>
       </w:r>
     </w:p>
-    <w:bookmarkEnd w:id="66"/>
-    <w:bookmarkStart w:id="70" w:name="further-reading"/>
+    <w:bookmarkEnd w:id="55"/>
+    <w:bookmarkStart w:id="59" w:name="further-reading"/>
     <w:p>
       <w:pPr>
         <w:pStyle w:val="Heading1"/>
@@ -8272,7 +8270,7 @@
       <w:pPr>
         <w:pStyle w:val="FirstParagraph"/>
       </w:pPr>
-      <w:hyperlink r:id="rId67">
+      <w:hyperlink r:id="rId56">
         <w:r>
           <w:rPr>
             <w:rStyle w:val="Hyperlink"/>
@@ -8281,7 +8279,7 @@
         </w:r>
       </w:hyperlink>
     </w:p>
-    <w:bookmarkStart w:id="69" w:name="version-history"/>
+    <w:bookmarkStart w:id="58" w:name="version-history"/>
     <w:p>
       <w:pPr>
         <w:pStyle w:val="Heading2"/>
@@ -8302,7 +8300,7 @@
       <w:pPr>
         <w:pStyle w:val="BodyText"/>
       </w:pPr>
-      <w:hyperlink r:id="rId68">
+      <w:hyperlink r:id="rId57">
         <w:r>
           <w:rPr>
             <w:rStyle w:val="Hyperlink"/>
@@ -8311,8 +8309,8 @@
         </w:r>
       </w:hyperlink>
     </w:p>
-    <w:bookmarkEnd w:id="69"/>
-    <w:bookmarkEnd w:id="70"/>
+    <w:bookmarkEnd w:id="58"/>
+    <w:bookmarkEnd w:id="59"/>
     <w:sectPr>
       <w:pgSz w:h="15840" w:w="12240"/>
       <w:pgMar w:bottom="1440" w:footer="720" w:gutter="0" w:header="720" w:left="1440" w:right="1440" w:top="1440"/>
